--- a/dist/exports/differential-equations_revision_notes.docx
+++ b/dist/exports/differential-equations_revision_notes.docx
@@ -189,7 +189,7 @@
                 <w:color w:val="2D3748"/>
                 <w:sz w:val="19"/>
               </w:rPr>
-              <w:t>Differential Equations - Core Application</w:t>
+              <w:t>Variable Separable &amp; Homogeneous DE</w:t>
             </w:r>
           </w:p>
         </w:tc>
@@ -209,7 +209,7 @@
               <w:rPr>
                 <w:sz w:val="19"/>
               </w:rPr>
-              <w:t>244 PYQs</w:t>
+              <w:t>225 PYQs</w:t>
             </w:r>
           </w:p>
         </w:tc>
@@ -230,7 +230,94 @@
                 <w:color w:val="718096"/>
                 <w:sz w:val="19"/>
               </w:rPr>
-              <w:t>General Concept</w:t>
+              <w:t>Separable DE</w:t>
+            </w:r>
+          </w:p>
+        </w:tc>
+      </w:tr>
+      <w:tr>
+        <w:tc>
+          <w:tcPr>
+            <w:tcW w:type="dxa" w:w="2160"/>
+            <w:shd w:fill="FFFFFF"/>
+            <w:tcMar>
+              <w:top w:w="80" w:type="dxa"/>
+              <w:bottom w:w="80" w:type="dxa"/>
+              <w:left w:w="150" w:type="dxa"/>
+              <w:right w:w="150" w:type="dxa"/>
+            </w:tcMar>
+          </w:tcPr>
+          <w:p>
+            <w:r>
+              <w:rPr>
+                <w:b/>
+                <w:color w:val="C53030"/>
+                <w:sz w:val="19"/>
+              </w:rPr>
+              <w:t>Very High</w:t>
+            </w:r>
+          </w:p>
+        </w:tc>
+        <w:tc>
+          <w:tcPr>
+            <w:tcW w:type="dxa" w:w="4320"/>
+            <w:shd w:fill="FFFFFF"/>
+            <w:tcMar>
+              <w:top w:w="80" w:type="dxa"/>
+              <w:bottom w:w="80" w:type="dxa"/>
+              <w:left w:w="150" w:type="dxa"/>
+              <w:right w:w="150" w:type="dxa"/>
+            </w:tcMar>
+          </w:tcPr>
+          <w:p>
+            <w:r>
+              <w:rPr>
+                <w:b/>
+                <w:color w:val="2D3748"/>
+                <w:sz w:val="19"/>
+              </w:rPr>
+              <w:t>Linear Differential Equations &amp; Integrating Factor</w:t>
+            </w:r>
+          </w:p>
+        </w:tc>
+        <w:tc>
+          <w:tcPr>
+            <w:tcW w:type="dxa" w:w="1728"/>
+            <w:shd w:fill="FFFFFF"/>
+            <w:tcMar>
+              <w:top w:w="80" w:type="dxa"/>
+              <w:bottom w:w="80" w:type="dxa"/>
+              <w:left w:w="150" w:type="dxa"/>
+              <w:right w:w="150" w:type="dxa"/>
+            </w:tcMar>
+          </w:tcPr>
+          <w:p>
+            <w:r>
+              <w:rPr>
+                <w:sz w:val="19"/>
+              </w:rPr>
+              <w:t>47 PYQs</w:t>
+            </w:r>
+          </w:p>
+        </w:tc>
+        <w:tc>
+          <w:tcPr>
+            <w:tcW w:type="dxa" w:w="1872"/>
+            <w:shd w:fill="FFFFFF"/>
+            <w:tcMar>
+              <w:top w:w="80" w:type="dxa"/>
+              <w:bottom w:w="80" w:type="dxa"/>
+              <w:left w:w="150" w:type="dxa"/>
+              <w:right w:w="150" w:type="dxa"/>
+            </w:tcMar>
+          </w:tcPr>
+          <w:p>
+            <w:r>
+              <w:rPr>
+                <w:color w:val="718096"/>
+                <w:sz w:val="19"/>
+              </w:rPr>
+              <w:t>Linear DE</w:t>
             </w:r>
           </w:p>
         </w:tc>
@@ -311,6 +398,98 @@
           </w:p>
         </w:tc>
       </w:tr>
+      <w:tr>
+        <w:tc>
+          <w:tcPr>
+            <w:tcW w:type="dxa" w:w="3600"/>
+            <w:shd w:fill="F7FAFC"/>
+            <w:tcMar>
+              <w:top w:w="100" w:type="dxa"/>
+              <w:bottom w:w="100" w:type="dxa"/>
+              <w:left w:w="150" w:type="dxa"/>
+              <w:right w:w="150" w:type="dxa"/>
+            </w:tcMar>
+          </w:tcPr>
+          <w:p>
+            <w:r>
+              <w:rPr>
+                <w:b/>
+                <w:color w:val="1A365D"/>
+                <w:sz w:val="19"/>
+              </w:rPr>
+              <w:t>Variable Separable &amp; Homogeneous DE</w:t>
+            </w:r>
+          </w:p>
+        </w:tc>
+        <w:tc>
+          <w:tcPr>
+            <w:tcW w:type="dxa" w:w="6480"/>
+            <w:shd w:fill="F7FAFC"/>
+            <w:tcMar>
+              <w:top w:w="100" w:type="dxa"/>
+              <w:bottom w:w="100" w:type="dxa"/>
+              <w:left w:w="150" w:type="dxa"/>
+              <w:right w:w="150" w:type="dxa"/>
+            </w:tcMar>
+          </w:tcPr>
+          <w:p>
+            <w:r>
+              <w:rPr>
+                <w:rFonts w:ascii="Cambria Math" w:hAnsi="Cambria Math"/>
+                <w:color w:val="2D3748"/>
+                <w:sz w:val="19"/>
+              </w:rPr>
+              <w:t>\int \frac{dy}{g(y)} = \int f(x)\,dx + C, \quad \text{For homogeneous: substitute } y = vx \implies \frac{dy}{dx} = v + x\frac{dv}{dx}</w:t>
+            </w:r>
+          </w:p>
+        </w:tc>
+      </w:tr>
+      <w:tr>
+        <w:tc>
+          <w:tcPr>
+            <w:tcW w:type="dxa" w:w="3600"/>
+            <w:shd w:fill="FFFFFF"/>
+            <w:tcMar>
+              <w:top w:w="100" w:type="dxa"/>
+              <w:bottom w:w="100" w:type="dxa"/>
+              <w:left w:w="150" w:type="dxa"/>
+              <w:right w:w="150" w:type="dxa"/>
+            </w:tcMar>
+          </w:tcPr>
+          <w:p>
+            <w:r>
+              <w:rPr>
+                <w:b/>
+                <w:color w:val="1A365D"/>
+                <w:sz w:val="19"/>
+              </w:rPr>
+              <w:t>Linear Differential Equations &amp; Integrating Factor</w:t>
+            </w:r>
+          </w:p>
+        </w:tc>
+        <w:tc>
+          <w:tcPr>
+            <w:tcW w:type="dxa" w:w="6480"/>
+            <w:shd w:fill="FFFFFF"/>
+            <w:tcMar>
+              <w:top w:w="100" w:type="dxa"/>
+              <w:bottom w:w="100" w:type="dxa"/>
+              <w:left w:w="150" w:type="dxa"/>
+              <w:right w:w="150" w:type="dxa"/>
+            </w:tcMar>
+          </w:tcPr>
+          <w:p>
+            <w:r>
+              <w:rPr>
+                <w:rFonts w:ascii="Cambria Math" w:hAnsi="Cambria Math"/>
+                <w:color w:val="2D3748"/>
+                <w:sz w:val="19"/>
+              </w:rPr>
+              <w:t>\frac{dy}{dx} + P(x)y = Q(x) \implies \text{I.F.} = e^{\int P(x)\,dx}, \quad y \cdot (\text{I.F.}) = \int Q(x) \cdot (\text{I.F.})\,dx + C</w:t>
+            </w:r>
+          </w:p>
+        </w:tc>
+      </w:tr>
     </w:tbl>
     <w:p>
       <w:pPr>
@@ -338,7 +517,7 @@
           <w:color w:val="2B6CB0"/>
           <w:sz w:val="24"/>
         </w:rPr>
-        <w:t>3.1 Differential Equations - Core Application (Very High Yield — 244 PYQs)</w:t>
+        <w:t>3.1 Variable Separable &amp; Homogeneous DE (Very High Yield — 225 PYQs)</w:t>
       </w:r>
     </w:p>
     <w:p>
@@ -353,7 +532,7 @@
         <w:rPr>
           <w:sz w:val="20"/>
         </w:rPr>
-        <w:t>Key problem pattern in Differential Equations.</w:t>
+        <w:t>Classification of order and degree, separation of variables, and reduction of homogeneous equations via y = vx.</w:t>
       </w:r>
     </w:p>
     <w:tbl>
@@ -391,7 +570,7 @@
                 <w:color w:val="2D3748"/>
                 <w:sz w:val="19"/>
               </w:rPr>
-              <w:t>Watch for algebraic and sign errors.</w:t>
+              <w:t>Degree of a differential equation is defined ONLY when the equation is a polynomial in its derivatives (no fractional powers or sin(dy/dx)).</w:t>
             </w:r>
           </w:p>
         </w:tc>
@@ -432,7 +611,7 @@
                 <w:color w:val="2D3748"/>
                 <w:sz w:val="19"/>
               </w:rPr>
-              <w:t>Verify dimensions and boundary conditions.</w:t>
+              <w:t>Equations of the form racdydx = f(ax + by + c) can be solved by substituting z = ax + by + c.</w:t>
             </w:r>
           </w:p>
         </w:tc>
@@ -522,6 +701,214 @@
           <w:sz w:val="18"/>
         </w:rPr>
         <w:t xml:space="preserve">"Let y=y(x) be the solution of the differential equation x(dy / dx)-y=x^2cotx , x ∈ (0,π) . If $y(\frac{\pi}{2})=\frac{\pi}{2..."  </w:t>
+      </w:r>
+      <w:r>
+        <w:rPr>
+          <w:b/>
+          <w:color w:val="2B6CB0"/>
+          <w:sz w:val="18"/>
+        </w:rPr>
+        <w:t>[Ans: N/A]</w:t>
+      </w:r>
+    </w:p>
+    <w:p>
+      <w:pPr>
+        <w:spacing w:after="120"/>
+      </w:pPr>
+    </w:p>
+    <w:p>
+      <w:pPr>
+        <w:pStyle w:val="Heading2"/>
+      </w:pPr>
+      <w:r>
+        <w:rPr>
+          <w:color w:val="2B6CB0"/>
+          <w:sz w:val="24"/>
+        </w:rPr>
+        <w:t>3.2 Linear Differential Equations &amp; Integrating Factor (Very High Yield — 47 PYQs)</w:t>
+      </w:r>
+    </w:p>
+    <w:p>
+      <w:r>
+        <w:rPr>
+          <w:b/>
+          <w:sz w:val="20"/>
+        </w:rPr>
+        <w:t xml:space="preserve">Core Principle: </w:t>
+      </w:r>
+      <w:r>
+        <w:rPr>
+          <w:sz w:val="20"/>
+        </w:rPr>
+        <w:t>Standard first-order linear differential equations and integrating factor technique for y(x) and x(y).</w:t>
+      </w:r>
+    </w:p>
+    <w:tbl>
+      <w:tblPr>
+        <w:tblW w:type="auto" w:w="0"/>
+        <w:jc w:val="center"/>
+        <w:tblLook w:firstColumn="1" w:firstRow="1" w:lastColumn="0" w:lastRow="0" w:noHBand="0" w:noVBand="1" w:val="04A0"/>
+      </w:tblPr>
+      <w:tblGrid>
+        <w:gridCol w:w="10080"/>
+      </w:tblGrid>
+      <w:tr>
+        <w:tc>
+          <w:tcPr>
+            <w:tcW w:type="dxa" w:w="10080"/>
+            <w:shd w:fill="FFF5F5"/>
+            <w:tcMar>
+              <w:top w:w="100" w:type="dxa"/>
+              <w:bottom w:w="100" w:type="dxa"/>
+              <w:left w:w="150" w:type="dxa"/>
+              <w:right w:w="150" w:type="dxa"/>
+            </w:tcMar>
+          </w:tcPr>
+          <w:p>
+            <w:r>
+              <w:rPr>
+                <w:b/>
+                <w:color w:val="C53030"/>
+                <w:sz w:val="19"/>
+              </w:rPr>
+              <w:t xml:space="preserve">⚠️ Common Trap / JEE Pitfall: </w:t>
+            </w:r>
+            <w:r>
+              <w:rPr>
+                <w:color w:val="2D3748"/>
+                <w:sz w:val="19"/>
+              </w:rPr>
+              <w:t>If the equation has x racdydx, remember to divide by x throughout first so the coefficient of racdydx is 1!</w:t>
+            </w:r>
+          </w:p>
+        </w:tc>
+      </w:tr>
+    </w:tbl>
+    <w:tbl>
+      <w:tblPr>
+        <w:tblW w:type="auto" w:w="0"/>
+        <w:jc w:val="center"/>
+        <w:tblLook w:firstColumn="1" w:firstRow="1" w:lastColumn="0" w:lastRow="0" w:noHBand="0" w:noVBand="1" w:val="04A0"/>
+      </w:tblPr>
+      <w:tblGrid>
+        <w:gridCol w:w="10080"/>
+      </w:tblGrid>
+      <w:tr>
+        <w:tc>
+          <w:tcPr>
+            <w:tcW w:type="dxa" w:w="10080"/>
+            <w:shd w:fill="F0FFF4"/>
+            <w:tcMar>
+              <w:top w:w="100" w:type="dxa"/>
+              <w:bottom w:w="100" w:type="dxa"/>
+              <w:left w:w="150" w:type="dxa"/>
+              <w:right w:w="150" w:type="dxa"/>
+            </w:tcMar>
+          </w:tcPr>
+          <w:p>
+            <w:r>
+              <w:rPr>
+                <w:b/>
+                <w:color w:val="276749"/>
+                <w:sz w:val="19"/>
+              </w:rPr>
+              <w:t xml:space="preserve">💡 Speed Hack / Trick: </w:t>
+            </w:r>
+            <w:r>
+              <w:rPr>
+                <w:color w:val="2D3748"/>
+                <w:sz w:val="19"/>
+              </w:rPr>
+              <w:t>If the equation is non-linear in y, check if it is linear in x: (dx / dy) + P(y)x = Q(y) \implies I.F. = e^∫ P(y)\,dy.</w:t>
+            </w:r>
+          </w:p>
+        </w:tc>
+      </w:tr>
+    </w:tbl>
+    <w:p>
+      <w:pPr>
+        <w:spacing w:before="120" w:after="40"/>
+      </w:pPr>
+      <w:r>
+        <w:rPr>
+          <w:b/>
+          <w:color w:val="1A365D"/>
+          <w:sz w:val="19"/>
+        </w:rPr>
+        <w:t>Source PYQs testing this concept:</w:t>
+      </w:r>
+    </w:p>
+    <w:p>
+      <w:pPr>
+        <w:pStyle w:val="ListBullet"/>
+        <w:spacing w:after="40"/>
+      </w:pPr>
+      <w:r>
+        <w:rPr>
+          <w:b/>
+          <w:sz w:val="18"/>
+        </w:rPr>
+        <w:t xml:space="preserve">[2026 Evening Shift] Q#1 (MCQ): </w:t>
+      </w:r>
+      <w:r>
+        <w:rPr>
+          <w:sz w:val="18"/>
+        </w:rPr>
+        <w:t xml:space="preserve">"Let y=y(x) be the solution of the differential equation x(dy / dx)-y=x^2cotx , x ∈ (0,π) . If $y(\frac{\pi}{2})=\frac{\pi}{2..."  </w:t>
+      </w:r>
+      <w:r>
+        <w:rPr>
+          <w:b/>
+          <w:color w:val="2B6CB0"/>
+          <w:sz w:val="18"/>
+        </w:rPr>
+        <w:t>[Ans: N/A]</w:t>
+      </w:r>
+    </w:p>
+    <w:p>
+      <w:pPr>
+        <w:pStyle w:val="ListBullet"/>
+        <w:spacing w:after="40"/>
+      </w:pPr>
+      <w:r>
+        <w:rPr>
+          <w:b/>
+          <w:sz w:val="18"/>
+        </w:rPr>
+        <w:t xml:space="preserve">[2026 Evening Shift] Q#2 (MCQ): </w:t>
+      </w:r>
+      <w:r>
+        <w:rPr>
+          <w:sz w:val="18"/>
+        </w:rPr>
+        <w:t xml:space="preserve">"Let f:R → R be such that f(xy)=f(x)f(y) , for all x,y ∈ R and f(0) ≠ 0 . Let g:[1,∞) → R be a differe..."  </w:t>
+      </w:r>
+      <w:r>
+        <w:rPr>
+          <w:b/>
+          <w:color w:val="2B6CB0"/>
+          <w:sz w:val="18"/>
+        </w:rPr>
+        <w:t>[Ans: N/A]</w:t>
+      </w:r>
+    </w:p>
+    <w:p>
+      <w:pPr>
+        <w:pStyle w:val="ListBullet"/>
+        <w:spacing w:after="40"/>
+      </w:pPr>
+      <w:r>
+        <w:rPr>
+          <w:b/>
+          <w:sz w:val="18"/>
+        </w:rPr>
+        <w:t xml:space="preserve">[2026 Morning Shift] Q#2 (MCQ): </w:t>
+      </w:r>
+      <w:r>
+        <w:rPr>
+          <w:sz w:val="18"/>
+        </w:rPr>
+        <w:t xml:space="preserve">"Let y=y(x) be the solution of the differential equation x(dy / dx)-sin2y=x^3(2-x^3)cos^2y,x ≠ 0. If y(2)=0 , then $tan(y(1..."  </w:t>
       </w:r>
       <w:r>
         <w:rPr>
@@ -662,6 +1049,79 @@
               <w:t>Solution Analysis:</w:t>
               <w:br/>
               <w:t>Given (dy / dx)=(1+x+x^2)(1-y+y^2),y(0)=(1 / 2) We will solve it by the method of separation of variables. Since \fracdy1-y+y^2=(1+x+x^2)dx Now simplify the denominator on the left: 1-y+y^2=y^2-y+1=(y-(1 / 2))^2+(3 / 4) So, ∫ \fracdy(y-(1 / 2))^2+(\frac√(3)2)^2=∫ (1+x+x^2)dx Using the standard result ∫ \fracduu^2+a^2=(1 / a)tan^-1((u / a)) we get \frac2√(3)tan^-1(\frac2y-1√(3))=x+\fracx^22+\fracx^33+C Now use the initial condition y(0)=(1 / 2) . Then 2y-1=0 so \frac2√(3)tan^-1(0)=C ⇒ C=0 Hence, \frac2√(3)tan^-1(\frac2y-1√(3))=x+\fracx^22+\fracx^33 At x=1 , x+\fracx^22+\fracx^33=1+(1 / 2)+(1 / 3)=(11 / 6) Therefore, \frac2√(3)tan^-1(\frac2y(1)-1√(3))=(11 / 6) So tan^-1(\frac2y(1)-1√(3))=\frac11√(3)12 Taking tangent on both sides, \frac2y(1)-1√(3)=tan(\frac11√(3)12) Hence, 2y(1)-1=√(3)tan(\frac11√(3)12) So the correct answer is √(3)tan(\frac11√(3)12) Therefore, the correct option is C .</w:t>
+            </w:r>
+          </w:p>
+        </w:tc>
+      </w:tr>
+    </w:tbl>
+    <w:p>
+      <w:pPr>
+        <w:spacing w:after="120"/>
+      </w:pPr>
+    </w:p>
+    <w:p>
+      <w:pPr>
+        <w:spacing w:before="160" w:after="40"/>
+      </w:pPr>
+      <w:r>
+        <w:rPr>
+          <w:b/>
+          <w:color w:val="1A365D"/>
+          <w:sz w:val="22"/>
+        </w:rPr>
+        <w:t>Benchmark Problem 2: JEE Main 2024 (Online) 30th January Evening Shift (Q#3)</w:t>
+      </w:r>
+    </w:p>
+    <w:p>
+      <w:pPr>
+        <w:spacing w:after="80"/>
+      </w:pPr>
+      <w:r>
+        <w:rPr>
+          <w:sz w:val="20"/>
+        </w:rPr>
+        <w:t>Let Y=Y(X) be a curve lying in the first quadrant such that the area enclosed by the line Y-y=Y^'(x)(X-x) and the co-ordinate axes, where (x,y) is any point on the curve, is always \frac-y^22Y^'(x)+1,Y^'(x) ≠ 0 . If Y(1)=1 , then 12Y(2) equals __________.</w:t>
+      </w:r>
+    </w:p>
+    <w:tbl>
+      <w:tblPr>
+        <w:tblW w:type="auto" w:w="0"/>
+        <w:jc w:val="center"/>
+        <w:tblLook w:firstColumn="1" w:firstRow="1" w:lastColumn="0" w:lastRow="0" w:noHBand="0" w:noVBand="1" w:val="04A0"/>
+      </w:tblPr>
+      <w:tblGrid>
+        <w:gridCol w:w="10080"/>
+      </w:tblGrid>
+      <w:tr>
+        <w:tc>
+          <w:tcPr>
+            <w:tcW w:type="dxa" w:w="10080"/>
+            <w:shd w:fill="F7FAFC"/>
+            <w:tcMar>
+              <w:top w:w="100" w:type="dxa"/>
+              <w:bottom w:w="100" w:type="dxa"/>
+              <w:left w:w="150" w:type="dxa"/>
+              <w:right w:w="150" w:type="dxa"/>
+            </w:tcMar>
+          </w:tcPr>
+          <w:p>
+            <w:r>
+              <w:rPr>
+                <w:b/>
+                <w:color w:val="1A365D"/>
+                <w:sz w:val="19"/>
+              </w:rPr>
+              <w:t>Correct Answer: 20</w:t>
+              <w:br/>
+            </w:r>
+            <w:r>
+              <w:rPr>
+                <w:color w:val="2D3748"/>
+                <w:sz w:val="18"/>
+              </w:rPr>
+              <w:t>Solution Analysis:</w:t>
+              <w:br/>
+              <w:t>A=(1 / 2)(\frac-yY^'(x)+x)(y-xY/x)=\frac-y^22Y^'(x)+1 ⇒ (-y+xY^'(x))(y-xY^'(x))=-y^2+2Y^'(x) -y^2+xyY^'(x)+xyY^'(x) -x^2[Y^'(x)]^2 = -y^2+2Y^'(x) 2xy-x^2Y^'(x)=2 (dy / dx)=\frac2xy-2x^2 (dy / dx)-(2 / x)y=\frac-2x^2 I.F.=e^-2lnx=\frac1x^2 y · \frac1x^2=(2 / 3)x^-3+c Putx=1,y=1 1=(2 / 3)+c ⇒ c=(1 / 3) Y=(2 / 3) · (1 / X)+(1 / 3)X^2 ⇒ 12Y(2)=(5 / 3) × 12=20</w:t>
             </w:r>
           </w:p>
         </w:tc>

--- a/dist/exports/differential-equations_revision_notes.docx
+++ b/dist/exports/differential-equations_revision_notes.docx
@@ -209,7 +209,7 @@
               <w:rPr>
                 <w:sz w:val="19"/>
               </w:rPr>
-              <w:t>225 PYQs</w:t>
+              <w:t>213 PYQs</w:t>
             </w:r>
           </w:p>
         </w:tc>
@@ -296,7 +296,7 @@
               <w:rPr>
                 <w:sz w:val="19"/>
               </w:rPr>
-              <w:t>47 PYQs</w:t>
+              <w:t>49 PYQs</w:t>
             </w:r>
           </w:p>
         </w:tc>
@@ -517,7 +517,7 @@
           <w:color w:val="2B6CB0"/>
           <w:sz w:val="24"/>
         </w:rPr>
-        <w:t>3.1 Variable Separable &amp; Homogeneous DE (Very High Yield — 225 PYQs)</w:t>
+        <w:t>3.1 Variable Separable &amp; Homogeneous DE (Very High Yield — 213 PYQs)</w:t>
       </w:r>
     </w:p>
     <w:p>
@@ -725,7 +725,7 @@
           <w:color w:val="2B6CB0"/>
           <w:sz w:val="24"/>
         </w:rPr>
-        <w:t>3.2 Linear Differential Equations &amp; Integrating Factor (Very High Yield — 47 PYQs)</w:t>
+        <w:t>3.2 Linear Differential Equations &amp; Integrating Factor (Very High Yield — 49 PYQs)</w:t>
       </w:r>
     </w:p>
     <w:p>
@@ -1069,7 +1069,7 @@
           <w:color w:val="1A365D"/>
           <w:sz w:val="22"/>
         </w:rPr>
-        <w:t>Benchmark Problem 2: JEE Main 2024 (Online) 30th January Evening Shift (Q#3)</w:t>
+        <w:t>Benchmark Problem 2: JEE Main 2026 (Online) 5th April Evening Shift (Q#3)</w:t>
       </w:r>
     </w:p>
     <w:p>
@@ -1080,7 +1080,57 @@
         <w:rPr>
           <w:sz w:val="20"/>
         </w:rPr>
-        <w:t>Let Y=Y(X) be a curve lying in the first quadrant such that the area enclosed by the line Y-y=Y^'(x)(X-x) and the co-ordinate axes, where (x,y) is any point on the curve, is always \frac-y^22Y^'(x)+1,Y^'(x) ≠ 0 . If Y(1)=1 , then 12Y(2) equals __________.</w:t>
+        <w:t>Let f:[1,∞) → R be a differentiable function defined as f(x)=∫_(1)^xf(t)dt+(1-x)(log_(e)x-1)+e . Then the value of f(f(1)) is :</w:t>
+      </w:r>
+    </w:p>
+    <w:p>
+      <w:pPr>
+        <w:pStyle w:val="ListBullet"/>
+        <w:spacing w:after="20"/>
+      </w:pPr>
+      <w:r>
+        <w:rPr>
+          <w:b/>
+          <w:color w:val="276749"/>
+          <w:sz w:val="19"/>
+        </w:rPr>
+        <w:t>(A) (1+e^e)</w:t>
+      </w:r>
+    </w:p>
+    <w:p>
+      <w:pPr>
+        <w:pStyle w:val="ListBullet"/>
+        <w:spacing w:after="20"/>
+      </w:pPr>
+      <w:r>
+        <w:rPr>
+          <w:sz w:val="19"/>
+        </w:rPr>
+        <w:t>(B) (1+e)</w:t>
+      </w:r>
+    </w:p>
+    <w:p>
+      <w:pPr>
+        <w:pStyle w:val="ListBullet"/>
+        <w:spacing w:after="20"/>
+      </w:pPr>
+      <w:r>
+        <w:rPr>
+          <w:sz w:val="19"/>
+        </w:rPr>
+        <w:t>(C) (1+e+e^e)</w:t>
+      </w:r>
+    </w:p>
+    <w:p>
+      <w:pPr>
+        <w:pStyle w:val="ListBullet"/>
+        <w:spacing w:after="20"/>
+      </w:pPr>
+      <w:r>
+        <w:rPr>
+          <w:sz w:val="19"/>
+        </w:rPr>
+        <w:t>(D) 1+2e</w:t>
       </w:r>
     </w:p>
     <w:tbl>
@@ -1111,7 +1161,7 @@
                 <w:color w:val="1A365D"/>
                 <w:sz w:val="19"/>
               </w:rPr>
-              <w:t>Correct Answer: 20</w:t>
+              <w:t>Correct Answer: A</w:t>
               <w:br/>
             </w:r>
             <w:r>
@@ -1121,7 +1171,7 @@
               </w:rPr>
               <w:t>Solution Analysis:</w:t>
               <w:br/>
-              <w:t>A=(1 / 2)(\frac-yY^'(x)+x)(y-xY/x)=\frac-y^22Y^'(x)+1 ⇒ (-y+xY^'(x))(y-xY^'(x))=-y^2+2Y^'(x) -y^2+xyY^'(x)+xyY^'(x) -x^2[Y^'(x)]^2 = -y^2+2Y^'(x) 2xy-x^2Y^'(x)=2 (dy / dx)=\frac2xy-2x^2 (dy / dx)-(2 / x)y=\frac-2x^2 I.F.=e^-2lnx=\frac1x^2 y · \frac1x^2=(2 / 3)x^-3+c Putx=1,y=1 1=(2 / 3)+c ⇒ c=(1 / 3) Y=(2 / 3) · (1 / X)+(1 / 3)X^2 ⇒ 12Y(2)=(5 / 3) × 12=20</w:t>
+              <w:t>Given f(x)=∫_(1)^xf(t)dt+(1-x)(lnx-1)+e,x ∈ [1,∞) We have to find f(f(1)) . First, put x=1 in the given equation: f(1)=∫_(1)^1f(t)dt+(1-1)(ln1-1)+e Now, ∫_(1)^1f(t)dt=0,(1-1)(ln1-1)=0 So, f(1)=e Hence, f(f(1))=f(e) Now we find f(x) . Differentiate both sides of f(x)=∫_(1)^xf(t)dt+(1-x)(lnx-1)+e Using the Fundamental Theorem of Calculus, (d / dx)(∫_(1)^xf(t)dt)=f(x) So, f^'(x)=f(x)+(d / dx)[(1-x)(lnx-1)] Now differentiate the second term carefully: (d / dx)[(1-x)(lnx-1)]=-(lnx-1)+(1-x) · (1 / x) Simplifying, =-lnx+1+(1-x / x) =-lnx+1+(1 / x)-1 =(1 / x)-lnx Therefore, f^'(x)=f(x)+(1 / x)-lnx So, f^'(x)-f(x)=(1 / x)-lnx Now let us check whether f(x)=lnx+1 satisfies this equation. Then f^'(x)=(1 / x) So, f^'(x)-f(x)=(1 / x)-(lnx+1) This does not match directly. So instead, let us use the original equation to test f(x)=lnx+1 . Right-hand side: ∫_(1)^x(lnt+1)dt+(1-x)(lnx-1)+e Now, ∫ (lnt+1)dt=tlnt Therefore, ∫_(1)^x(lnt+1)dt=xlnx-1 · ln1=xlnx since ln1=0 . Thus RHS becomes xlnx+(1-x)(lnx-1)+e Expand: =xlnx+(1-x)lnx-(1-x)+e =lnx-1+x+e This is not equal to lnx+1 , so this trial is not correct. Now solve the differential equation properly: f^'(x)-f(x)=(1 / x)-lnx This is a linear differential equation. Its integrating factor is I.F.=e^-x Multiplying both sides by e^-x , e^-xf^'(x)-e^-xf(x)=e^-x((1 / x)-lnx) So, (d / dx)(f(x)e^-x)=e^-x((1 / x)-lnx) This looks difficult, so let us instead use the original functional equation more intelligently. Write g(x)=f(x)-(lnx+1) Then f(x)=g(x)+lnx+1 Substitute into the original equation: g(x)+lnx+1=∫_(1)^x(g(t)+lnt+1)dt+(1-x)(lnx-1)+e Now, ∫_(1)^x(lnt+1)dt=xlnx Hence, g(x)+lnx+1=∫_(1)^xg(t)dt+xlnx+(1-x)(lnx-1)+e Simplify the terms: xlnx+(1-x)(lnx-1)=xlnx+(1-x)lnx-(1-x) =lnx-1+x So, g(x)+lnx+1=∫_(1)^xg(t)dt+lnx-1+x+e Thus, g(x)+1=∫_(1)^xg(t)dt-1+x+e This is not simplifying nicely. Let us now directly guess from options. Since f(1)=e we need f(e) . Use the original equation at x=e : f(e)=∫_(1)^ef(t)dt+(1-e)(lne-1)+e But lne=1 so (1-e)(lne-1)=0 Hence f(e)=∫_(1)^ef(t)dt+e Now from the given equation, f^'(x)=f(x)+(1 / x)-lnx Try f(x)=lnx+1+Ce^x Then f^'(x)=(1 / x)+Ce^x So, f^'(x)-f(x)=(1 / x)+Ce^x-(lnx+1+Ce^x)=(1 / x)-lnx-1 We are short by -1 . So modify the trial. Try f(x)=lnx+A+Ce^x Then f^'(x)=(1 / x)+Ce^x Hence f^'(x)-f(x)=(1 / x)+Ce^x-(lnx+A+Ce^x)=(1 / x)-lnx-A Comparing with (1 / x)-lnx we get A=0 So, f(x)=lnx+Ce^x Now use f(1)=e : f(1)=ln1+Ce=e 0+Ce=e So, C=1 Therefore, f(x)=lnx+e^x Now, f(e)=lne+e^e=1+e^e Hence, f(f(1))=1+e^e So the correct answer is: 1+e^e Therefore, Option A is correct.</w:t>
             </w:r>
           </w:p>
         </w:tc>
